--- a/Bibliografia/Material_De_Estudio/Practica/User-Stories_TP3_Patolsky-Fernandez.docx
+++ b/Bibliografia/Material_De_Estudio/Practica/User-Stories_TP3_Patolsky-Fernandez.docx
@@ -108,34 +108,7 @@
           <w:color w:val="000000" w:themeColor="text1"/>
           <w:lang w:val="es-AR"/>
         </w:rPr>
-        <w:t xml:space="preserve">usuario </w:t>
-      </w:r>
-      <w:r>
-        <w:rPr>
-          <w:rStyle w:val="cf01"/>
-          <w:rFonts w:ascii="Arial" w:hAnsi="Arial" w:cs="Arial"/>
-          <w:color w:val="000000" w:themeColor="text1"/>
-          <w:lang w:val="es-AR"/>
-        </w:rPr>
-        <w:t xml:space="preserve">(vendedor - comprador) </w:t>
-      </w:r>
-      <w:r>
-        <w:rPr>
-          <w:rStyle w:val="cf01"/>
-          <w:rFonts w:ascii="Arial" w:hAnsi="Arial" w:cs="Arial"/>
-          <w:color w:val="000000" w:themeColor="text1"/>
-          <w:lang w:val="es-AR"/>
-        </w:rPr>
-        <w:t>=&gt;</w:t>
-      </w:r>
-      <w:r>
-        <w:rPr>
-          <w:rStyle w:val="cf01"/>
-          <w:rFonts w:ascii="Arial" w:hAnsi="Arial" w:cs="Arial"/>
-          <w:color w:val="000000" w:themeColor="text1"/>
-          <w:lang w:val="es-AR"/>
-        </w:rPr>
-        <w:t xml:space="preserve"> mail o google. </w:t>
+        <w:t xml:space="preserve">usuario (vendedor - comprador) =&gt; mail o google. </w:t>
       </w:r>
       <w:r>
         <w:rPr>
@@ -276,113 +249,113 @@
         </w:rPr>
         <w:t>Cerrar sesión</w:t>
       </w:r>
+    </w:p>
+    <w:p>
+      <w:pPr>
+        <w:pStyle w:val="NormalWeb"/>
+        <w:rPr>
+          <w:rStyle w:val="cf01"/>
+          <w:rFonts w:ascii="Arial" w:hAnsi="Arial" w:cs="Arial"/>
+          <w:color w:val="000000" w:themeColor="text1"/>
+          <w:lang w:val="es-AR"/>
+        </w:rPr>
+      </w:pPr>
+      <w:r>
+        <w:rPr>
+          <w:rStyle w:val="cf01"/>
+          <w:rFonts w:ascii="Arial" w:hAnsi="Arial" w:cs="Arial"/>
+          <w:color w:val="000000" w:themeColor="text1"/>
+          <w:lang w:val="es-AR"/>
+        </w:rPr>
+        <w:t>Iniciar completado de ficha de producto</w:t>
+      </w:r>
+      <w:r>
+        <w:rPr>
+          <w:rStyle w:val="cf01"/>
+          <w:rFonts w:ascii="Arial" w:hAnsi="Arial" w:cs="Arial"/>
+          <w:color w:val="000000" w:themeColor="text1"/>
+          <w:lang w:val="es-AR"/>
+        </w:rPr>
+        <w:t xml:space="preserve"> =&gt; Completar ficha básica de producto</w:t>
+      </w:r>
+    </w:p>
+    <w:p>
+      <w:pPr>
+        <w:pStyle w:val="NormalWeb"/>
+        <w:rPr>
+          <w:rStyle w:val="cf01"/>
+          <w:rFonts w:ascii="Arial" w:hAnsi="Arial" w:cs="Arial"/>
+          <w:color w:val="000000" w:themeColor="text1"/>
+          <w:lang w:val="es-AR"/>
+        </w:rPr>
+      </w:pPr>
+      <w:r>
+        <w:rPr>
+          <w:rStyle w:val="cf01"/>
+          <w:rFonts w:ascii="Arial" w:hAnsi="Arial" w:cs="Arial"/>
+          <w:color w:val="FF0000"/>
+          <w:lang w:val="es-AR"/>
+        </w:rPr>
+        <w:t xml:space="preserve">Finalizar completado de ficha </w:t>
+      </w:r>
+      <w:proofErr w:type="gramStart"/>
+      <w:r>
+        <w:rPr>
+          <w:rStyle w:val="cf01"/>
+          <w:rFonts w:ascii="Arial" w:hAnsi="Arial" w:cs="Arial"/>
+          <w:color w:val="FF0000"/>
+          <w:lang w:val="es-AR"/>
+        </w:rPr>
+        <w:t xml:space="preserve">de </w:t>
+      </w:r>
+      <w:r>
+        <w:rPr>
+          <w:rStyle w:val="cf01"/>
+          <w:rFonts w:ascii="Arial" w:hAnsi="Arial" w:cs="Arial"/>
+          <w:color w:val="FF0000"/>
+          <w:lang w:val="es-AR"/>
+        </w:rPr>
+        <w:t xml:space="preserve"> </w:t>
+      </w:r>
+      <w:r>
+        <w:rPr>
+          <w:rStyle w:val="cf01"/>
+          <w:rFonts w:ascii="Arial" w:hAnsi="Arial" w:cs="Arial"/>
+          <w:color w:val="FF0000"/>
+          <w:lang w:val="es-AR"/>
+        </w:rPr>
+        <w:t>producto</w:t>
+      </w:r>
+      <w:proofErr w:type="gramEnd"/>
+      <w:r>
+        <w:rPr>
+          <w:rStyle w:val="cf01"/>
+          <w:rFonts w:ascii="Arial" w:hAnsi="Arial" w:cs="Arial"/>
+          <w:color w:val="FF0000"/>
+          <w:lang w:val="es-AR"/>
+        </w:rPr>
+        <w:t xml:space="preserve"> </w:t>
+      </w:r>
+      <w:r>
+        <w:rPr>
+          <w:rStyle w:val="cf01"/>
+          <w:rFonts w:ascii="Arial" w:hAnsi="Arial" w:cs="Arial"/>
+          <w:color w:val="000000" w:themeColor="text1"/>
+          <w:lang w:val="es-AR"/>
+        </w:rPr>
+        <w:t>=&gt;</w:t>
+      </w:r>
+      <w:r>
+        <w:rPr>
+          <w:rStyle w:val="cf01"/>
+          <w:rFonts w:ascii="Arial" w:hAnsi="Arial" w:cs="Arial"/>
+          <w:color w:val="92D050"/>
+          <w:lang w:val="es-AR"/>
+        </w:rPr>
+        <w:t xml:space="preserve"> Generar propuesta de venta</w:t>
+      </w:r>
       <w:bookmarkStart w:id="0" w:name="_GoBack"/>
       <w:bookmarkEnd w:id="0"/>
-    </w:p>
-    <w:p>
-      <w:pPr>
-        <w:pStyle w:val="NormalWeb"/>
-        <w:rPr>
-          <w:rStyle w:val="cf01"/>
-          <w:rFonts w:ascii="Arial" w:hAnsi="Arial" w:cs="Arial"/>
-          <w:color w:val="000000" w:themeColor="text1"/>
-          <w:lang w:val="es-AR"/>
-        </w:rPr>
-      </w:pPr>
-      <w:r>
-        <w:rPr>
-          <w:rStyle w:val="cf01"/>
-          <w:rFonts w:ascii="Arial" w:hAnsi="Arial" w:cs="Arial"/>
-          <w:color w:val="000000" w:themeColor="text1"/>
-          <w:lang w:val="es-AR"/>
-        </w:rPr>
-        <w:t>Iniciar completado de ficha de producto</w:t>
-      </w:r>
-    </w:p>
-    <w:p>
-      <w:pPr>
-        <w:pStyle w:val="NormalWeb"/>
-        <w:rPr>
-          <w:rStyle w:val="cf01"/>
-          <w:rFonts w:ascii="Arial" w:hAnsi="Arial" w:cs="Arial"/>
-          <w:color w:val="000000" w:themeColor="text1"/>
-          <w:lang w:val="es-AR"/>
-        </w:rPr>
-      </w:pPr>
-      <w:r>
-        <w:rPr>
-          <w:rStyle w:val="cf01"/>
-          <w:rFonts w:ascii="Arial" w:hAnsi="Arial" w:cs="Arial"/>
-          <w:color w:val="FF0000"/>
-          <w:lang w:val="es-AR"/>
-        </w:rPr>
-        <w:t xml:space="preserve">Finalizar completado de ficha </w:t>
-      </w:r>
-      <w:proofErr w:type="gramStart"/>
-      <w:r>
-        <w:rPr>
-          <w:rStyle w:val="cf01"/>
-          <w:rFonts w:ascii="Arial" w:hAnsi="Arial" w:cs="Arial"/>
-          <w:color w:val="FF0000"/>
-          <w:lang w:val="es-AR"/>
-        </w:rPr>
-        <w:t xml:space="preserve">de </w:t>
-      </w:r>
-      <w:r>
-        <w:rPr>
-          <w:rStyle w:val="cf01"/>
-          <w:rFonts w:ascii="Arial" w:hAnsi="Arial" w:cs="Arial"/>
-          <w:color w:val="FF0000"/>
-          <w:lang w:val="es-AR"/>
-        </w:rPr>
-        <w:t xml:space="preserve"> </w:t>
-      </w:r>
-      <w:r>
-        <w:rPr>
-          <w:rStyle w:val="cf01"/>
-          <w:rFonts w:ascii="Arial" w:hAnsi="Arial" w:cs="Arial"/>
-          <w:color w:val="FF0000"/>
-          <w:lang w:val="es-AR"/>
-        </w:rPr>
-        <w:t>producto</w:t>
-      </w:r>
-      <w:proofErr w:type="gramEnd"/>
-      <w:r>
-        <w:rPr>
-          <w:rStyle w:val="cf01"/>
-          <w:rFonts w:ascii="Arial" w:hAnsi="Arial" w:cs="Arial"/>
-          <w:color w:val="FF0000"/>
-          <w:lang w:val="es-AR"/>
-        </w:rPr>
-        <w:t xml:space="preserve"> </w:t>
-      </w:r>
-      <w:r>
-        <w:rPr>
-          <w:rStyle w:val="cf01"/>
-          <w:rFonts w:ascii="Arial" w:hAnsi="Arial" w:cs="Arial"/>
-          <w:color w:val="000000" w:themeColor="text1"/>
-          <w:lang w:val="es-AR"/>
-        </w:rPr>
-        <w:t>=&gt;</w:t>
-      </w:r>
-      <w:r>
-        <w:rPr>
-          <w:rStyle w:val="cf01"/>
-          <w:rFonts w:ascii="Arial" w:hAnsi="Arial" w:cs="Arial"/>
-          <w:color w:val="92D050"/>
-          <w:lang w:val="es-AR"/>
-        </w:rPr>
-        <w:t xml:space="preserve"> </w:t>
-      </w:r>
-      <w:r>
-        <w:rPr>
-          <w:rStyle w:val="cf01"/>
-          <w:rFonts w:ascii="Arial" w:hAnsi="Arial" w:cs="Arial"/>
-          <w:color w:val="92D050"/>
-          <w:lang w:val="es-AR"/>
-        </w:rPr>
-        <w:t>Generar propuesta de venta</w:t>
-      </w:r>
       <w:r>
         <w:rPr>
           <w:rFonts w:ascii="Arial" w:hAnsi="Arial" w:cs="Arial"/>
